--- a/extra/report/No.課題1_テストケース.docx
+++ b/extra/report/No.課題1_テストケース.docx
@@ -352,7 +352,7 @@
             <w:pPr>
               <w:snapToGrid w:val="0"/>
               <w:rPr>
-                <w:rFonts w:ascii="游ゴシック" w:eastAsia="游ゴシック" w:hAnsi="游ゴシック" w:hint="eastAsia"/>
+                <w:rFonts w:ascii="游ゴシック" w:eastAsia="游ゴシック" w:hAnsi="游ゴシック"/>
                 <w:sz w:val="20"/>
               </w:rPr>
             </w:pPr>
@@ -512,6 +512,20 @@
                 <w:sz w:val="20"/>
               </w:rPr>
             </w:pPr>
+            <w:r>
+              <w:rPr>
+                <w:rFonts w:ascii="游ゴシック" w:eastAsia="游ゴシック" w:hAnsi="游ゴシック" w:hint="eastAsia"/>
+                <w:sz w:val="20"/>
+              </w:rPr>
+              <w:t>8</w:t>
+            </w:r>
+            <w:r>
+              <w:rPr>
+                <w:rFonts w:ascii="游ゴシック" w:eastAsia="游ゴシック" w:hAnsi="游ゴシック"/>
+                <w:sz w:val="20"/>
+              </w:rPr>
+              <w:t>/7</w:t>
+            </w:r>
           </w:p>
         </w:tc>
         <w:tc>
@@ -524,7 +538,7 @@
               <w:snapToGrid w:val="0"/>
               <w:jc w:val="center"/>
               <w:rPr>
-                <w:rFonts w:ascii="游ゴシック" w:eastAsia="游ゴシック" w:hAnsi="游ゴシック" w:hint="eastAsia"/>
+                <w:rFonts w:ascii="游ゴシック" w:eastAsia="游ゴシック" w:hAnsi="游ゴシック"/>
                 <w:sz w:val="20"/>
               </w:rPr>
             </w:pPr>
@@ -622,8 +636,6 @@
               </w:rPr>
               <w:t>ログインページでログアウト機能が表示されていないことを確認</w:t>
             </w:r>
-            <w:bookmarkStart w:id="0" w:name="_GoBack"/>
-            <w:bookmarkEnd w:id="0"/>
           </w:p>
         </w:tc>
         <w:tc>
@@ -636,7 +648,7 @@
               <w:snapToGrid w:val="0"/>
               <w:jc w:val="center"/>
               <w:rPr>
-                <w:rFonts w:ascii="游ゴシック" w:eastAsia="游ゴシック" w:hAnsi="游ゴシック" w:hint="eastAsia"/>
+                <w:rFonts w:ascii="游ゴシック" w:eastAsia="游ゴシック" w:hAnsi="游ゴシック"/>
                 <w:sz w:val="20"/>
               </w:rPr>
             </w:pPr>
@@ -2354,21 +2366,9 @@
             </w:rPr>
             <w:t>JavaTraning</w:t>
           </w:r>
+          <w:bookmarkStart w:id="0" w:name="_GoBack"/>
+          <w:bookmarkEnd w:id="0"/>
           <w:proofErr w:type="spellEnd"/>
-          <w:r>
-            <w:rPr>
-              <w:rFonts w:ascii="游ゴシック" w:eastAsia="游ゴシック" w:hAnsi="游ゴシック" w:cs="Arial Unicode MS" w:hint="eastAsia"/>
-              <w:sz w:val="20"/>
-            </w:rPr>
-            <w:t xml:space="preserve">　</w:t>
-          </w:r>
-          <w:r>
-            <w:rPr>
-              <w:rFonts w:ascii="游ゴシック" w:eastAsia="游ゴシック" w:hAnsi="游ゴシック" w:cs="Arial Unicode MS"/>
-              <w:sz w:val="20"/>
-            </w:rPr>
-            <w:t>a4ead469bd5550f3c355521970b0b23b6ab3306c</w:t>
-          </w:r>
         </w:p>
       </w:tc>
       <w:tc>
